--- a/hysc.docx
+++ b/hysc.docx
@@ -19,7 +19,7 @@
         <w:snapToGrid/>
         <w:jc w:val="center"/>
         <w:textAlignment w:val="auto"/>
-        <w:outlineLvl w:val="0"/>
+        <w:outlineLvl w:val="9"/>
         <w:rPr>
           <w:rFonts w:hint="eastAsia"/>
           <w:b/>
@@ -28,6 +28,8 @@
           <w:szCs w:val="30"/>
         </w:rPr>
       </w:pPr>
+      <w:bookmarkStart w:id="1" w:name="_GoBack"/>
+      <w:bookmarkEnd w:id="1"/>
       <w:bookmarkStart w:id="0" w:name="_Toc819791131"/>
       <w:r>
         <w:rPr>
@@ -4161,7 +4163,64 @@
           <w:rFonts w:hint="eastAsia"/>
           <w:lang w:val="en-US" w:eastAsia="zh-CN"/>
         </w:rPr>
-        <w:t>段标，段号依刊本顺序编号，下划线标记与</w:t>
+        <w:t>段标，于2026.10.19使用</w:t>
+      </w:r>
+      <w:r>
+        <w:rPr>
+          <w:rFonts w:hint="eastAsia"/>
+          <w:lang w:val="en-US" w:eastAsia="zh-CN"/>
+        </w:rPr>
+        <w:fldChar w:fldCharType="begin"/>
+      </w:r>
+      <w:r>
+        <w:rPr>
+          <w:rFonts w:hint="eastAsia"/>
+          <w:lang w:val="en-US" w:eastAsia="zh-CN"/>
+        </w:rPr>
+        <w:instrText xml:space="preserve"> HYPERLINK "https://github.com/rhcad/hysc" </w:instrText>
+      </w:r>
+      <w:r>
+        <w:rPr>
+          <w:rFonts w:hint="eastAsia"/>
+          <w:lang w:val="en-US" w:eastAsia="zh-CN"/>
+        </w:rPr>
+        <w:fldChar w:fldCharType="separate"/>
+      </w:r>
+      <w:r>
+        <w:rPr>
+          <w:rStyle w:val="11"/>
+          <w:rFonts w:hint="eastAsia"/>
+          <w:lang w:val="en-US" w:eastAsia="zh-CN"/>
+        </w:rPr>
+        <w:t>脚本工具</w:t>
+      </w:r>
+      <w:r>
+        <w:rPr>
+          <w:rFonts w:hint="eastAsia"/>
+          <w:lang w:val="en-US" w:eastAsia="zh-CN"/>
+        </w:rPr>
+        <w:fldChar w:fldCharType="end"/>
+      </w:r>
+      <w:r>
+        <w:rPr>
+          <w:rFonts w:hint="eastAsia"/>
+          <w:lang w:val="en-US" w:eastAsia="zh-CN"/>
+        </w:rPr>
+        <w:t>(</w:t>
+      </w:r>
+      <w:r>
+        <w:rPr>
+          <w:rFonts w:hint="default" w:ascii="Times New Roman Regular" w:hAnsi="Times New Roman Regular" w:cs="Times New Roman Regular"/>
+          <w:lang w:val="en-US" w:eastAsia="zh-CN"/>
+        </w:rPr>
+        <w:t>github.com/rhcad/hysc</w:t>
+      </w:r>
+      <w:r>
+        <w:rPr>
+          <w:rFonts w:hint="eastAsia"/>
+          <w:lang w:val="en-US" w:eastAsia="zh-CN"/>
+        </w:rPr>
+        <w:t>)完成与</w:t>
       </w:r>
       <w:r>
         <w:rPr>
@@ -4175,53 +4234,8 @@
           <w:rFonts w:hint="eastAsia"/>
           <w:lang w:val="en-US" w:eastAsia="zh-CN"/>
         </w:rPr>
-        <w:t>匹配的词，于2026.10.19使用</w:t>
-      </w:r>
-      <w:r>
-        <w:rPr>
-          <w:rFonts w:hint="eastAsia"/>
-          <w:lang w:val="en-US" w:eastAsia="zh-CN"/>
-        </w:rPr>
-        <w:fldChar w:fldCharType="begin"/>
-      </w:r>
-      <w:r>
-        <w:rPr>
-          <w:rFonts w:hint="eastAsia"/>
-          <w:lang w:val="en-US" w:eastAsia="zh-CN"/>
-        </w:rPr>
-        <w:instrText xml:space="preserve"> HYPERLINK "https://github.com/rhcad/hysc" </w:instrText>
-      </w:r>
-      <w:r>
-        <w:rPr>
-          <w:rFonts w:hint="eastAsia"/>
-          <w:lang w:val="en-US" w:eastAsia="zh-CN"/>
-        </w:rPr>
-        <w:fldChar w:fldCharType="separate"/>
-      </w:r>
-      <w:r>
-        <w:rPr>
-          <w:rStyle w:val="11"/>
-          <w:rFonts w:hint="eastAsia"/>
-          <w:lang w:val="en-US" w:eastAsia="zh-CN"/>
-        </w:rPr>
-        <w:t>脚本工具</w:t>
-      </w:r>
-      <w:r>
-        <w:rPr>
-          <w:rFonts w:hint="eastAsia"/>
-          <w:lang w:val="en-US" w:eastAsia="zh-CN"/>
-        </w:rPr>
-        <w:fldChar w:fldCharType="end"/>
-      </w:r>
-      <w:r>
-        <w:rPr>
-          <w:rFonts w:hint="eastAsia"/>
-          <w:lang w:val="en-US" w:eastAsia="zh-CN"/>
-        </w:rPr>
-        <w:t>完成匹配整理。</w:t>
-      </w:r>
-      <w:bookmarkStart w:id="1" w:name="_GoBack"/>
-      <w:bookmarkEnd w:id="1"/>
+        <w:t>段落的匹配整理。</w:t>
+      </w:r>
     </w:p>
   </w:footnote>
 </w:footnotes>
@@ -4735,33 +4749,23 @@
     </w:rPr>
   </w:style>
   <w:style w:type="paragraph" w:customStyle="1" w:styleId="19">
-    <w:name w:val="钞会"/>
-    <w:basedOn w:val="15"/>
-    <w:qFormat/>
-    <w:uiPriority w:val="0"/>
-    <w:rPr>
-      <w:rFonts w:hint="eastAsia" w:ascii="SimSun" w:hAnsi="SimSun" w:eastAsia="STKaiti"/>
-      <w:color w:val="588E31" w:themeColor="accent4" w:themeShade="BF"/>
-    </w:rPr>
-  </w:style>
-  <w:style w:type="paragraph" w:customStyle="1" w:styleId="20">
-    <w:name w:val="疏会"/>
+    <w:name w:val="会"/>
     <w:basedOn w:val="14"/>
     <w:qFormat/>
     <w:uiPriority w:val="0"/>
     <w:rPr>
-      <w:rFonts w:ascii="SimSun" w:hAnsi="SimSun" w:eastAsia="STKaiti"/>
+      <w:rFonts w:eastAsia="STKaiti"/>
       <w:color w:val="C00000"/>
       <w:lang w:eastAsia="zh-CN"/>
     </w:rPr>
   </w:style>
-  <w:style w:type="paragraph" w:customStyle="1" w:styleId="21">
+  <w:style w:type="paragraph" w:customStyle="1" w:styleId="20">
     <w:name w:val="空行"/>
     <w:basedOn w:val="1"/>
     <w:qFormat/>
     <w:uiPriority w:val="0"/>
     <w:pPr>
-      <w:spacing w:after="40" w:line="240" w:lineRule="exact"/>
+      <w:spacing w:after="40" w:line="200" w:lineRule="exact"/>
     </w:pPr>
     <w:rPr>
       <w:rFonts w:hint="eastAsia" w:ascii="SimSun" w:hAnsi="SimSun" w:eastAsia="SimSun"/>
@@ -4769,7 +4773,7 @@
       <w:lang w:eastAsia="zh-CN"/>
     </w:rPr>
   </w:style>
-  <w:style w:type="character" w:customStyle="1" w:styleId="22">
+  <w:style w:type="character" w:customStyle="1" w:styleId="21">
     <w:name w:val="段号"/>
     <w:basedOn w:val="10"/>
     <w:qFormat/>
@@ -4782,9 +4786,9 @@
       <w:szCs w:val="30"/>
     </w:rPr>
   </w:style>
-  <w:style w:type="character" w:customStyle="1" w:styleId="23">
+  <w:style w:type="character" w:customStyle="1" w:styleId="22">
     <w:name w:val="段号-会"/>
-    <w:basedOn w:val="22"/>
+    <w:basedOn w:val="21"/>
     <w:qFormat/>
     <w:uiPriority w:val="0"/>
     <w:rPr>
@@ -4797,14 +4801,15 @@
       </w14:textFill>
     </w:rPr>
   </w:style>
-  <w:style w:type="character" w:customStyle="1" w:styleId="24">
+  <w:style w:type="character" w:customStyle="1" w:styleId="23">
     <w:name w:val="note"/>
     <w:basedOn w:val="10"/>
     <w:qFormat/>
     <w:uiPriority w:val="0"/>
     <w:rPr>
-      <w:rFonts w:hint="eastAsia" w:ascii="Calibri" w:hAnsi="Calibri" w:eastAsia="STKaiti"/>
+      <w:rFonts w:hint="eastAsia" w:ascii="STKaiti" w:hAnsi="STKaiti" w:eastAsia="STKaiti"/>
       <w:iCs/>
+      <w:color w:val="7F7F7F" w:themeColor="background1" w:themeShade="80"/>
       <w:sz w:val="18"/>
       <w:szCs w:val="21"/>
       <w:lang w:val="en-US" w:eastAsia="zh-CN"/>

--- a/hysc.docx
+++ b/hysc.docx
@@ -4815,6 +4815,26 @@
       <w:lang w:val="en-US" w:eastAsia="zh-CN"/>
     </w:rPr>
   </w:style>
+  <w:style w:type="character" w:customStyle="1" w:styleId="24">
+    <w:name w:val="cjk-c"/>
+    <w:basedOn w:val="10"/>
+    <w:qFormat/>
+    <w:uiPriority w:val="0"/>
+    <w:rPr>
+      <w:rFonts w:ascii="Calibri" w:hAnsi="Calibri" w:eastAsia="Hanazono Mincho C"/>
+      <w:sz w:val="22"/>
+    </w:rPr>
+  </w:style>
+  <w:style w:type="character" w:customStyle="1" w:styleId="25">
+    <w:name w:val="cjk-b"/>
+    <w:basedOn w:val="10"/>
+    <w:qFormat/>
+    <w:uiPriority w:val="0"/>
+    <w:rPr>
+      <w:rFonts w:ascii="Calibri" w:hAnsi="Calibri" w:eastAsia="HanaMinB"/>
+      <w:sz w:val="22"/>
+    </w:rPr>
+  </w:style>
 </w:styles>
 </file>
 
